--- a/templates/sas-pv-nomination.docx
+++ b/templates/sas-pv-nomination.docx
@@ -57,7 +57,7 @@
           <w:rFonts w:ascii="Cambria" w:cs="Cambria" w:eastAsia="Cambria" w:hAnsi="Cambria"/>
           <w:rtl w:val="0"/>
         </w:rPr>
-        <w:t xml:space="preserve">Le {{DATE_SIGNATURE_COURTE}} à 14 heures, sont présents au siège de la société, les soussignés :</w:t>
+        <w:t xml:space="preserve">Le {{DATE_SIGNATURE}} à 14 heures, sont présents au siège de la société, les soussignés :</w:t>
       </w:r>
     </w:p>
     <w:p>
